--- a/prosedurler/EMS.ÜR.PRO.05.09. Sewing Production Procedure.docx
+++ b/prosedurler/EMS.ÜR.PRO.05.09. Sewing Production Procedure.docx
@@ -5191,13 +5191,13 @@
           <w:sz w:val="20"/>
           <w:szCs w:val="20"/>
         </w:rPr>
-        <w:t xml:space="preserve">Hazırlayan: Dikimhane Müdürü  ..........................    Kalite Müdürü: ..........................</w:t>
-      </w:r>
-    </w:p>
-    <w:p>
-      <w:pPr>
-        <w:pStyle w:val="ListeParagraf"/>
-        <w:spacing w:before="160" w:after="0"/>
+        <w:t xml:space="preserve">Hazırlayan: Dikimhane Müdürü  ..........................</w:t>
+      </w:r>
+    </w:p>
+    <w:p>
+      <w:pPr>
+        <w:pStyle w:val="ListeParagraf"/>
+        <w:spacing w:before="40" w:after="0"/>
         <w:ind w:left="709"/>
       </w:pPr>
       <w:r>
@@ -5208,7 +5208,75 @@
           <w:sz w:val="20"/>
           <w:szCs w:val="20"/>
         </w:rPr>
-        <w:t xml:space="preserve">Hazırlayan: Bakım Müdürü  ..........................    Kalite Müdürü: ..........................</w:t>
+        <w:t xml:space="preserve">Kontrol: Üretim Müdürü  ..........................</w:t>
+      </w:r>
+    </w:p>
+    <w:p>
+      <w:pPr>
+        <w:pStyle w:val="ListeParagraf"/>
+        <w:spacing w:before="40" w:after="0"/>
+        <w:ind w:left="709"/>
+      </w:pPr>
+      <w:r>
+        <w:rPr>
+          <w:rFonts w:ascii="Calibri" w:hAnsi="Calibri" w:cs="Calibri"/>
+          <w:b/>
+          <w:bCs/>
+          <w:sz w:val="20"/>
+          <w:szCs w:val="20"/>
+        </w:rPr>
+        <w:t xml:space="preserve">Kalite Müdürü: ..........................    Fabrika Müdürü: ..........................</w:t>
+      </w:r>
+    </w:p>
+    <w:p>
+      <w:pPr>
+        <w:pStyle w:val="ListeParagraf"/>
+        <w:spacing w:before="160" w:after="0"/>
+        <w:ind w:left="709"/>
+      </w:pPr>
+      <w:r>
+        <w:rPr>
+          <w:rFonts w:ascii="Calibri" w:hAnsi="Calibri" w:cs="Calibri"/>
+          <w:b/>
+          <w:bCs/>
+          <w:sz w:val="20"/>
+          <w:szCs w:val="20"/>
+        </w:rPr>
+        <w:t xml:space="preserve">Hazırlayan: Bakım Müdürü  ..........................</w:t>
+      </w:r>
+    </w:p>
+    <w:p>
+      <w:pPr>
+        <w:pStyle w:val="ListeParagraf"/>
+        <w:spacing w:before="40" w:after="0"/>
+        <w:ind w:left="709"/>
+      </w:pPr>
+      <w:r>
+        <w:rPr>
+          <w:rFonts w:ascii="Calibri" w:hAnsi="Calibri" w:cs="Calibri"/>
+          <w:b/>
+          <w:bCs/>
+          <w:sz w:val="20"/>
+          <w:szCs w:val="20"/>
+        </w:rPr>
+        <w:t xml:space="preserve">Kontrol: Fabrika Müdürü · İplik Fabrika Müdürü  ..........................</w:t>
+      </w:r>
+    </w:p>
+    <w:p>
+      <w:pPr>
+        <w:pStyle w:val="ListeParagraf"/>
+        <w:spacing w:before="40" w:after="0"/>
+        <w:ind w:left="709"/>
+      </w:pPr>
+      <w:r>
+        <w:rPr>
+          <w:rFonts w:ascii="Calibri" w:hAnsi="Calibri" w:cs="Calibri"/>
+          <w:b/>
+          <w:bCs/>
+          <w:sz w:val="20"/>
+          <w:szCs w:val="20"/>
+        </w:rPr>
+        <w:t xml:space="preserve">Kalite Müdürü: ..........................    Fabrika Müdürü: ..........................</w:t>
       </w:r>
     </w:p>
     <w:p>

--- a/prosedurler/EMS.ÜR.PRO.05.09. Sewing Production Procedure.docx
+++ b/prosedurler/EMS.ÜR.PRO.05.09. Sewing Production Procedure.docx
@@ -814,7 +814,7 @@
           <w:sz w:val="24"/>
           <w:szCs w:val="24"/>
         </w:rPr>
-        <w:t xml:space="preserve">2.1. Before serial sewing, a first garment is sewn for each model and each line (TLM-DIK-01, EMS.KS.PRO.22.04).</w:t>
+        <w:t xml:space="preserve">2.1. Before serial sewing, a first garment is sewn for each model and each line (EMS.ÜR.TL.05.03, EMS.KS.PRO.22.04).</w:t>
       </w:r>
     </w:p>
     <w:p>
@@ -903,7 +903,7 @@
           <w:sz w:val="24"/>
           <w:szCs w:val="24"/>
         </w:rPr>
-        <w:t xml:space="preserve">3.1. The in-line controller checks stitch density, stitch quality and measurements at critical operations at defined intervals (TLM-DIK-02, EMS.KS.PRO.22.05).</w:t>
+        <w:t xml:space="preserve">3.1. The in-line controller checks stitch density, stitch quality and measurements at critical operations at defined intervals (EMS.ÜR.TL.05.03, EMS.KS.PRO.22.05).</w:t>
       </w:r>
     </w:p>
     <w:p>
@@ -992,7 +992,7 @@
           <w:sz w:val="24"/>
           <w:szCs w:val="24"/>
         </w:rPr>
-        <w:t xml:space="preserve">4.1. Defects are classified as critical, major or minor (TLM-DIK-03, EMS.KS.TL.22.01).</w:t>
+        <w:t xml:space="preserve">4.1. Defects are classified as critical, major or minor (EMS.ÜR.TL.05.03, EMS.KS.TL.22.01).</w:t>
       </w:r>
     </w:p>
     <w:p>
@@ -1081,23 +1081,23 @@
           <w:sz w:val="24"/>
           <w:szCs w:val="24"/>
         </w:rPr>
-        <w:t xml:space="preserve">5.1. Every needle is issued against a record according to PRS-DIK-02 and EMS.QA.PRO.02.07. Needles are counted at the start and end of each shift.</w:t>
-      </w:r>
-    </w:p>
-    <w:p>
-      <w:pPr>
-        <w:pStyle w:val="ListeParagraf"/>
-        <w:spacing w:after="80"/>
-        <w:ind w:left="709" w:right="0"/>
-        <w:jc w:val="both"/>
-      </w:pPr>
-      <w:r>
-        <w:rPr>
-          <w:rFonts w:ascii="Calibri" w:hAnsi="Calibri" w:cs="Arial"/>
-          <w:sz w:val="24"/>
-          <w:szCs w:val="24"/>
-        </w:rPr>
-        <w:t xml:space="preserve">5.2. When a needle breaks, all fragments are found and taped to the Broken Needle Form (EMS.QA.FRM.03.02) according to TLM-DIK-04 and EMS.QA.TL.02.02. If a fragment is missing, the line is stopped and searched; garments in the area are separated and passed through the metal detector.</w:t>
+        <w:t xml:space="preserve">5.1. Every needle is issued against a record according to EMS.QA.PRO.02.07 and EMS.QA.PRO.02.07. Needles are counted at the start and end of each shift.</w:t>
+      </w:r>
+    </w:p>
+    <w:p>
+      <w:pPr>
+        <w:pStyle w:val="ListeParagraf"/>
+        <w:spacing w:after="80"/>
+        <w:ind w:left="709" w:right="0"/>
+        <w:jc w:val="both"/>
+      </w:pPr>
+      <w:r>
+        <w:rPr>
+          <w:rFonts w:ascii="Calibri" w:hAnsi="Calibri" w:cs="Arial"/>
+          <w:sz w:val="24"/>
+          <w:szCs w:val="24"/>
+        </w:rPr>
+        <w:t xml:space="preserve">5.2. When a needle breaks, all fragments are found and taped to the Broken Needle Form (EMS.QA.FRM.03.02) according to EMS.QA.TL.02.02 and EMS.QA.TL.02.02. If a fragment is missing, the line is stopped and searched; garments in the area are separated and passed through the metal detector.</w:t>
       </w:r>
     </w:p>
     <w:p>
@@ -1170,23 +1170,23 @@
           <w:sz w:val="24"/>
           <w:szCs w:val="24"/>
         </w:rPr>
-        <w:t xml:space="preserve">6.1. Defective garments are repaired according to TLM-DIK-05 and re-inspected after repair.</w:t>
-      </w:r>
-    </w:p>
-    <w:p>
-      <w:pPr>
-        <w:pStyle w:val="ListeParagraf"/>
-        <w:spacing w:after="80"/>
-        <w:ind w:left="709" w:right="0"/>
-        <w:jc w:val="both"/>
-      </w:pPr>
-      <w:r>
-        <w:rPr>
-          <w:rFonts w:ascii="Calibri" w:hAnsi="Calibri" w:cs="Arial"/>
-          <w:sz w:val="24"/>
-          <w:szCs w:val="24"/>
-        </w:rPr>
-        <w:t xml:space="preserve">6.2. Repairs are recorded on the Repair Tracking Form (FRM-DIK-05). Garments that cannot be repaired are separated and handled under the Nonconforming Product Control Procedure (EMS.KS.PRO.22.02).</w:t>
+        <w:t xml:space="preserve">6.1. Defective garments are repaired according to EMS.ÜR.TL.05.03 and re-inspected after repair.</w:t>
+      </w:r>
+    </w:p>
+    <w:p>
+      <w:pPr>
+        <w:pStyle w:val="ListeParagraf"/>
+        <w:spacing w:after="80"/>
+        <w:ind w:left="709" w:right="0"/>
+        <w:jc w:val="both"/>
+      </w:pPr>
+      <w:r>
+        <w:rPr>
+          <w:rFonts w:ascii="Calibri" w:hAnsi="Calibri" w:cs="Arial"/>
+          <w:sz w:val="24"/>
+          <w:szCs w:val="24"/>
+        </w:rPr>
+        <w:t xml:space="preserve">6.2. Repairs are recorded on the Repair Tracking Form (EMS.ÜR.FRM.05.06). Garments that cannot be repaired are separated and handled under the Nonconforming Product Control Procedure (EMS.KS.PRO.22.02).</w:t>
       </w:r>
     </w:p>
     <w:p>
@@ -1702,7 +1702,7 @@
           <w:sz w:val="24"/>
           <w:szCs w:val="24"/>
         </w:rPr>
-        <w:t xml:space="preserve">PRS-DIK-01 Sewing Production Procedure; PRS-DIK-02 Needle Control Procedure</w:t>
+        <w:t xml:space="preserve">EMS.ÜR.PRO.05.09 Sewing Production Procedure; EMS.QA.PRO.02.07 Needle Control Procedure</w:t>
       </w:r>
     </w:p>
     <w:p>
@@ -1721,7 +1721,7 @@
           <w:sz w:val="24"/>
           <w:szCs w:val="24"/>
         </w:rPr>
-        <w:t xml:space="preserve">TLM-DIK-01, TLM-DIK-02, TLM-DIK-03, TLM-DIK-04, TLM-DIK-05</w:t>
+        <w:t xml:space="preserve">EMS.ÜR.TL.05.03, EMS.ÜR.TL.05.03, EMS.ÜR.TL.05.03, EMS.QA.TL.02.02, EMS.ÜR.TL.05.03</w:t>
       </w:r>
     </w:p>
     <w:p>
@@ -1797,7 +1797,7 @@
           <w:sz w:val="24"/>
           <w:szCs w:val="24"/>
         </w:rPr>
-        <w:t xml:space="preserve">EMS.QA.FRM.03.03 Sewing Pocket Defect Analysis Form; EMS.QA.FRM.03.02 Broken Needle Tracking Form; FRM-DIK-05 Repair Tracking Form</w:t>
+        <w:t xml:space="preserve">EMS.QA.FRM.03.03 Sewing Pocket Defect Analysis Form; EMS.QA.FRM.03.02 Broken Needle Tracking Form; EMS.ÜR.FRM.05.06 Repair Tracking Form</w:t>
       </w:r>
     </w:p>
     <w:p>
@@ -2793,7 +2793,7 @@
           <w:sz w:val="24"/>
           <w:szCs w:val="24"/>
         </w:rPr>
-        <w:t xml:space="preserve">2.1. قبل الخياطة بالجملة تُخاط قطعة أولى لكل موديل ولكل خط (TLM-DIK-01، EMS.KS.PRO.22.04).</w:t>
+        <w:t xml:space="preserve">2.1. قبل الخياطة بالجملة تُخاط قطعة أولى لكل موديل ولكل خط (EMS.ÜR.TL.05.03، EMS.KS.PRO.22.04).</w:t>
       </w:r>
     </w:p>
     <w:p>
@@ -2893,7 +2893,7 @@
           <w:sz w:val="24"/>
           <w:szCs w:val="24"/>
         </w:rPr>
-        <w:t xml:space="preserve">3.1. يفحص مراقب الخط كثافة الغرز وجودتها والمقاسات في العمليات الحرجة على فترات محددة (TLM-DIK-02، EMS.KS.PRO.22.05).</w:t>
+        <w:t xml:space="preserve">3.1. يفحص مراقب الخط كثافة الغرز وجودتها والمقاسات في العمليات الحرجة على فترات محددة (EMS.ÜR.TL.05.03، EMS.KS.PRO.22.05).</w:t>
       </w:r>
     </w:p>
     <w:p>
@@ -2993,7 +2993,7 @@
           <w:sz w:val="24"/>
           <w:szCs w:val="24"/>
         </w:rPr>
-        <w:t xml:space="preserve">4.1. تُصنف العيوب إلى حرجة ورئيسية وثانوية (TLM-DIK-03، EMS.KS.TL.22.01).</w:t>
+        <w:t xml:space="preserve">4.1. تُصنف العيوب إلى حرجة ورئيسية وثانوية (EMS.ÜR.TL.05.03، EMS.KS.TL.22.01).</w:t>
       </w:r>
     </w:p>
     <w:p>
@@ -3093,25 +3093,25 @@
           <w:sz w:val="24"/>
           <w:szCs w:val="24"/>
         </w:rPr>
-        <w:t xml:space="preserve">5.1. تُصرف كل إبرة بسجل وفق PRS-DIK-02 وEMS.QA.PRO.02.07، وتُعدّ الإبر في بداية كل وردية ونهايتها.</w:t>
-      </w:r>
-    </w:p>
-    <w:p>
-      <w:pPr>
-        <w:pStyle w:val="ListeParagraf"/>
-        <w:bidi/>
-        <w:spacing w:after="80"/>
-        <w:ind w:left="0" w:right="709"/>
-        <w:jc w:val="both"/>
-      </w:pPr>
-      <w:r>
-        <w:rPr>
-          <w:rFonts w:ascii="Calibri" w:hAnsi="Calibri" w:cs="Arial"/>
-          <w:rtl/>
-          <w:sz w:val="24"/>
-          <w:szCs w:val="24"/>
-        </w:rPr>
-        <w:t xml:space="preserve">5.2. عند كسر إبرة تُجمع كل الأجزاء وتُلصق على نموذج الإبر المكسورة (EMS.QA.FRM.03.02) وفق TLM-DIK-04 وEMS.QA.TL.02.02. وإذا فُقد جزء يُوقف الخط ويُبحث عنه، وتُفصل الملابس في المنطقة وتُمرر عبر كاشف المعادن.</w:t>
+        <w:t xml:space="preserve">5.1. تُصرف كل إبرة بسجل وفق EMS.QA.PRO.02.07 وEMS.QA.PRO.02.07، وتُعدّ الإبر في بداية كل وردية ونهايتها.</w:t>
+      </w:r>
+    </w:p>
+    <w:p>
+      <w:pPr>
+        <w:pStyle w:val="ListeParagraf"/>
+        <w:bidi/>
+        <w:spacing w:after="80"/>
+        <w:ind w:left="0" w:right="709"/>
+        <w:jc w:val="both"/>
+      </w:pPr>
+      <w:r>
+        <w:rPr>
+          <w:rFonts w:ascii="Calibri" w:hAnsi="Calibri" w:cs="Arial"/>
+          <w:rtl/>
+          <w:sz w:val="24"/>
+          <w:szCs w:val="24"/>
+        </w:rPr>
+        <w:t xml:space="preserve">5.2. عند كسر إبرة تُجمع كل الأجزاء وتُلصق على نموذج الإبر المكسورة (EMS.QA.FRM.03.02) وفق EMS.QA.TL.02.02 وEMS.QA.TL.02.02. وإذا فُقد جزء يُوقف الخط ويُبحث عنه، وتُفصل الملابس في المنطقة وتُمرر عبر كاشف المعادن.</w:t>
       </w:r>
     </w:p>
     <w:p>
@@ -3193,25 +3193,25 @@
           <w:sz w:val="24"/>
           <w:szCs w:val="24"/>
         </w:rPr>
-        <w:t xml:space="preserve">6.1. تُصلح الملابس المعيبة وفق TLM-DIK-05 وتُفحص من جديد بعد الإصلاح.</w:t>
-      </w:r>
-    </w:p>
-    <w:p>
-      <w:pPr>
-        <w:pStyle w:val="ListeParagraf"/>
-        <w:bidi/>
-        <w:spacing w:after="80"/>
-        <w:ind w:left="0" w:right="709"/>
-        <w:jc w:val="both"/>
-      </w:pPr>
-      <w:r>
-        <w:rPr>
-          <w:rFonts w:ascii="Calibri" w:hAnsi="Calibri" w:cs="Arial"/>
-          <w:rtl/>
-          <w:sz w:val="24"/>
-          <w:szCs w:val="24"/>
-        </w:rPr>
-        <w:t xml:space="preserve">6.2. تُسجل الإصلاحات في نموذج متابعة الإصلاح (FRM-DIK-05)، وتُفصل الملابس التي لا يمكن إصلاحها وتُعالج وفق إجراء التحكم في المنتج غير المطابق (EMS.KS.PRO.22.02).</w:t>
+        <w:t xml:space="preserve">6.1. تُصلح الملابس المعيبة وفق EMS.ÜR.TL.05.03 وتُفحص من جديد بعد الإصلاح.</w:t>
+      </w:r>
+    </w:p>
+    <w:p>
+      <w:pPr>
+        <w:pStyle w:val="ListeParagraf"/>
+        <w:bidi/>
+        <w:spacing w:after="80"/>
+        <w:ind w:left="0" w:right="709"/>
+        <w:jc w:val="both"/>
+      </w:pPr>
+      <w:r>
+        <w:rPr>
+          <w:rFonts w:ascii="Calibri" w:hAnsi="Calibri" w:cs="Arial"/>
+          <w:rtl/>
+          <w:sz w:val="24"/>
+          <w:szCs w:val="24"/>
+        </w:rPr>
+        <w:t xml:space="preserve">6.2. تُسجل الإصلاحات في نموذج متابعة الإصلاح (EMS.ÜR.FRM.05.06)، وتُفصل الملابس التي لا يمكن إصلاحها وتُعالج وفق إجراء التحكم في المنتج غير المطابق (EMS.KS.PRO.22.02).</w:t>
       </w:r>
     </w:p>
     <w:p>
@@ -3786,7 +3786,7 @@
           <w:sz w:val="24"/>
           <w:szCs w:val="24"/>
         </w:rPr>
-        <w:t xml:space="preserve">PRS-DIK-01 إجراء إنتاج الخياطة؛ PRS-DIK-02 إجراء مراقبة الإبر</w:t>
+        <w:t xml:space="preserve">EMS.ÜR.PRO.05.09 إجراء إنتاج الخياطة؛ EMS.QA.PRO.02.07 إجراء مراقبة الإبر</w:t>
       </w:r>
     </w:p>
     <w:p>
@@ -3807,7 +3807,7 @@
           <w:sz w:val="24"/>
           <w:szCs w:val="24"/>
         </w:rPr>
-        <w:t xml:space="preserve">TLM-DIK-01، TLM-DIK-02، TLM-DIK-03، TLM-DIK-04، TLM-DIK-05</w:t>
+        <w:t xml:space="preserve">EMS.ÜR.TL.05.03، EMS.ÜR.TL.05.03، EMS.ÜR.TL.05.03، EMS.QA.TL.02.02، EMS.ÜR.TL.05.03</w:t>
       </w:r>
     </w:p>
     <w:p>
@@ -3891,7 +3891,7 @@
           <w:sz w:val="24"/>
           <w:szCs w:val="24"/>
         </w:rPr>
-        <w:t xml:space="preserve">EMS.QA.FRM.03.03 نموذج تحليل عيوب الجيوب للخياطة؛ EMS.QA.FRM.03.02 نموذج متابعة الإبر المكسورة؛ FRM-DIK-05 نموذج متابعة الإصلاح</w:t>
+        <w:t xml:space="preserve">EMS.QA.FRM.03.03 نموذج تحليل عيوب الجيوب للخياطة؛ EMS.QA.FRM.03.02 نموذج متابعة الإبر المكسورة؛ EMS.ÜR.FRM.05.06 نموذج متابعة الإصلاح</w:t>
       </w:r>
     </w:p>
     <w:p>

--- a/prosedurler/EMS.ÜR.PRO.05.09. Sewing Production Procedure.docx
+++ b/prosedurler/EMS.ÜR.PRO.05.09. Sewing Production Procedure.docx
@@ -935,7 +935,7 @@
           <w:sz w:val="24"/>
           <w:szCs w:val="24"/>
         </w:rPr>
-        <w:t xml:space="preserve">3.3. For interlining application, temperature, time and pressure are checked at the start of each shift and for each batch and recorded on the Interlining Process Control Forms (EMS.QA.FRM.03.05, EMS.SW.FRM.03.03). Bubbling or delamination is not accepted.</w:t>
+        <w:t xml:space="preserve">3.3. For interlining application, temperature, time and pressure are checked at the start of each shift and for each batch and recorded on the Interlining Process Control Forms (EMS.QA.FRM.03.11, EMS.SW.FRM.03.03). Bubbling or delamination is not accepted.</w:t>
       </w:r>
     </w:p>
     <w:p>
@@ -1778,7 +1778,7 @@
           <w:sz w:val="24"/>
           <w:szCs w:val="24"/>
         </w:rPr>
-        <w:t xml:space="preserve">EMS.QA.FRM.03.05 and EMS.SW.FRM.03.03 Interlining Process Control Forms</w:t>
+        <w:t xml:space="preserve">EMS.QA.FRM.03.11 and EMS.SW.FRM.03.03 Interlining Process Control Forms</w:t>
       </w:r>
     </w:p>
     <w:p>
@@ -2929,7 +2929,7 @@
           <w:sz w:val="24"/>
           <w:szCs w:val="24"/>
         </w:rPr>
-        <w:t xml:space="preserve">3.3. عند تطبيق التبطين تُفحص الحرارة والزمن والضغط في بداية كل وردية ولكل دفعة وتُسجل في نماذج مراقبة عملية التبطين (EMS.QA.FRM.03.05، EMS.SW.FRM.03.03)، ولا يُقبل الانتفاخ أو الانفصال.</w:t>
+        <w:t xml:space="preserve">3.3. عند تطبيق التبطين تُفحص الحرارة والزمن والضغط في بداية كل وردية ولكل دفعة وتُسجل في نماذج مراقبة عملية التبطين (EMS.QA.FRM.03.11، EMS.SW.FRM.03.03)، ولا يُقبل الانتفاخ أو الانفصال.</w:t>
       </w:r>
     </w:p>
     <w:p>
@@ -3870,7 +3870,7 @@
           <w:sz w:val="24"/>
           <w:szCs w:val="24"/>
         </w:rPr>
-        <w:t xml:space="preserve">EMS.QA.FRM.03.05 وEMS.SW.FRM.03.03 نماذج مراقبة عملية التبطين</w:t>
+        <w:t xml:space="preserve">EMS.QA.FRM.03.11 وEMS.SW.FRM.03.03 نماذج مراقبة عملية التبطين</w:t>
       </w:r>
     </w:p>
     <w:p>
